--- a/docs/正式版移行手順書.docx
+++ b/docs/正式版移行手順書.docx
@@ -104,6 +104,27 @@
           <w:rtl w:val="0"/>
         </w:rPr>
         <w:t xml:space="preserve">改訂日：2026年7月4日（学校名のconfig化・配布用テンプレートリポジトリ方式・Supabase詳細設定・実画面確認を反映）</w:t>
+      </w:r>
+      <w:r>
+        <w:rPr>
+          <w:rtl w:val="0"/>
+        </w:rPr>
+      </w:r>
+    </w:p>
+    <w:p>
+      <w:pPr>
+        <w:spacing w:after="400" w:lineRule="auto"/>
+        <w:jc w:val="center"/>
+        <w:rPr/>
+      </w:pPr>
+      <w:r>
+        <w:rPr>
+          <w:rFonts w:ascii="Arial Unicode MS" w:cs="Arial Unicode MS" w:eastAsia="Arial Unicode MS" w:hAnsi="Arial Unicode MS"/>
+          <w:sz w:val="18"/>
+          <w:szCs w:val="18"/>
+          <w:rtl w:val="0"/>
+        </w:rPr>
+        <w:t xml:space="preserve">改訂日：2026年10月12日（v8_7_35のセキュリティ強化に対応：閲覧URL用の関数2つ・RLSポリシーを本番の設定に合わせて更新）</w:t>
       </w:r>
       <w:r>
         <w:rPr>
@@ -2437,7 +2458,7 @@
           <w:rFonts w:ascii="Arial Unicode MS" w:cs="Arial Unicode MS" w:eastAsia="Arial Unicode MS" w:hAnsi="Arial Unicode MS"/>
           <w:rtl w:val="0"/>
         </w:rPr>
-        <w:t xml:space="preserve">管理者判定用の関数を2つ作成します（内容は同一。呼び出し箇所によって使い分けているため両方作成します）。</w:t>
+        <w:t xml:space="preserve">関数を4つ作成します。1つ目のSQLは管理者判定用の2つ（内容は同一。呼び出し箇所によって使い分けているため両方作成します）、2つ目のSQLは閲覧URL用の2つです。3-3のテーブルを作ってから実行してください。</w:t>
       </w:r>
     </w:p>
     <w:tbl>
@@ -2466,7 +2487,7 @@
       </w:tblGrid>
       <w:tr>
         <w:trPr>
-          <w:cantSplit w:val="0"/>
+          <w:cantSplit w:val="1"/>
           <w:tblHeader w:val="0"/>
         </w:trPr>
         <w:tc>
@@ -2557,7 +2578,7 @@
                 <w:szCs w:val="18"/>
                 <w:rtl w:val="0"/>
               </w:rPr>
-              <w:t xml:space="preserve">security definer</w:t>
+              <w:t xml:space="preserve">stable security definer</w:t>
             </w:r>
             <w:r>
               <w:rPr>
@@ -2697,7 +2718,7 @@
                 <w:szCs w:val="18"/>
                 <w:rtl w:val="0"/>
               </w:rPr>
-              <w:t xml:space="preserve"> </w:t>
+              <w:t xml:space="preserve"/>
             </w:r>
             <w:r>
               <w:rPr>
@@ -2777,7 +2798,7 @@
                 <w:szCs w:val="18"/>
                 <w:rtl w:val="0"/>
               </w:rPr>
-              <w:t xml:space="preserve">security definer</w:t>
+              <w:t xml:space="preserve">stable security definer</w:t>
             </w:r>
             <w:r>
               <w:rPr>
@@ -2930,6 +2951,498 @@
           <w:rtl w:val="0"/>
         </w:rPr>
         <w:t xml:space="preserve">ログイン中のGoogleアカウントのメールアドレスが admins テーブルにあるかどうかを判定する関数です。メールアドレスは小文字化して比較するため、大文字・小文字の違いは問題になりません。</w:t>
+      </w:r>
+    </w:p>
+    <w:p>
+      <w:pPr>
+        <w:spacing w:after="120" w:lineRule="auto"/>
+        <w:rPr/>
+      </w:pPr>
+      <w:r>
+        <w:rPr>
+          <w:rFonts w:ascii="Arial Unicode MS" w:cs="Arial Unicode MS" w:eastAsia="Arial Unicode MS" w:hAnsi="Arial Unicode MS"/>
+          <w:b w:val="1"/>
+          <w:bCs w:val="1"/>
+          <w:rtl w:val="0"/>
+        </w:rPr>
+        <w:t xml:space="preserve">閲覧URL用の関数（v8_7_35〜）</w:t>
+      </w:r>
+      <w:r>
+        <w:rPr>
+          <w:rtl w:val="0"/>
+        </w:rPr>
+      </w:r>
+    </w:p>
+    <w:tbl>
+      <w:tblPr>
+        <w:tblStyle w:val="Table10"/>
+        <w:tblW w:w="9360.0" w:type="dxa"/>
+        <w:jc w:val="left"/>
+        <w:tblBorders>
+          <w:top w:color="000000" w:space="0" w:sz="4" w:val="single"/>
+          <w:left w:color="000000" w:space="0" w:sz="4" w:val="single"/>
+          <w:bottom w:color="000000" w:space="0" w:sz="4" w:val="single"/>
+          <w:right w:color="000000" w:space="0" w:sz="4" w:val="single"/>
+          <w:insideH w:color="000000" w:space="0" w:sz="4" w:val="single"/>
+          <w:insideV w:color="000000" w:space="0" w:sz="4" w:val="single"/>
+        </w:tblBorders>
+        <w:tblLayout w:type="fixed"/>
+        <w:tblLook w:val="0000"/>
+      </w:tblPr>
+      <w:tblGrid>
+        <w:gridCol w:w="9360"/>
+        <w:tblGridChange w:id="0">
+          <w:tblGrid>
+            <w:gridCol w:w="9360"/>
+          </w:tblGrid>
+        </w:tblGridChange>
+      </w:tblGrid>
+      <w:tr>
+        <w:trPr>
+          <w:cantSplit w:val="1"/>
+          <w:tblHeader w:val="0"/>
+        </w:trPr>
+        <w:tc>
+          <w:tcPr>
+            <w:tcBorders>
+              <w:top w:color="d9d9d9" w:space="0" w:sz="4" w:val="single"/>
+              <w:left w:color="d9d9d9" w:space="0" w:sz="4" w:val="single"/>
+              <w:bottom w:color="d9d9d9" w:space="0" w:sz="4" w:val="single"/>
+              <w:right w:color="d9d9d9" w:space="0" w:sz="4" w:val="single"/>
+            </w:tcBorders>
+            <w:shd w:fill="f5f5f5" w:val="clear"/>
+            <w:tcMar>
+              <w:top w:w="120.0" w:type="dxa"/>
+              <w:left w:w="160.0" w:type="dxa"/>
+              <w:bottom w:w="120.0" w:type="dxa"/>
+              <w:right w:w="160.0" w:type="dxa"/>
+            </w:tcMar>
+          </w:tcPr>
+          <w:p>
+            <w:pPr>
+              <w:spacing w:after="0" w:lineRule="auto"/>
+              <w:rPr/>
+            </w:pPr>
+            <w:r>
+              <w:rPr>
+                <w:rFonts w:ascii="Consolas" w:cs="Consolas" w:eastAsia="Consolas" w:hAnsi="Consolas"/>
+                <w:sz w:val="18"/>
+                <w:szCs w:val="18"/>
+                <w:rtl w:val="0"/>
+              </w:rPr>
+              <w:t xml:space="preserve">create or replace function public.token_lookup(p_token text)</w:t>
+            </w:r>
+            <w:r>
+              <w:rPr>
+                <w:rtl w:val="0"/>
+              </w:rPr>
+            </w:r>
+          </w:p>
+          <w:p>
+            <w:pPr>
+              <w:spacing w:after="0" w:lineRule="auto"/>
+              <w:rPr/>
+            </w:pPr>
+            <w:r>
+              <w:rPr>
+                <w:rFonts w:ascii="Consolas" w:cs="Consolas" w:eastAsia="Consolas" w:hAnsi="Consolas"/>
+                <w:sz w:val="18"/>
+                <w:szCs w:val="18"/>
+                <w:rtl w:val="0"/>
+              </w:rPr>
+              <w:t xml:space="preserve">returns setof public.timetable_tokens</w:t>
+            </w:r>
+            <w:r>
+              <w:rPr>
+                <w:rtl w:val="0"/>
+              </w:rPr>
+            </w:r>
+          </w:p>
+          <w:p>
+            <w:pPr>
+              <w:spacing w:after="0" w:lineRule="auto"/>
+              <w:rPr/>
+            </w:pPr>
+            <w:r>
+              <w:rPr>
+                <w:rFonts w:ascii="Consolas" w:cs="Consolas" w:eastAsia="Consolas" w:hAnsi="Consolas"/>
+                <w:sz w:val="18"/>
+                <w:szCs w:val="18"/>
+                <w:rtl w:val="0"/>
+              </w:rPr>
+              <w:t xml:space="preserve">language sql</w:t>
+            </w:r>
+            <w:r>
+              <w:rPr>
+                <w:rtl w:val="0"/>
+              </w:rPr>
+            </w:r>
+          </w:p>
+          <w:p>
+            <w:pPr>
+              <w:spacing w:after="0" w:lineRule="auto"/>
+              <w:rPr/>
+            </w:pPr>
+            <w:r>
+              <w:rPr>
+                <w:rFonts w:ascii="Consolas" w:cs="Consolas" w:eastAsia="Consolas" w:hAnsi="Consolas"/>
+                <w:sz w:val="18"/>
+                <w:szCs w:val="18"/>
+                <w:rtl w:val="0"/>
+              </w:rPr>
+              <w:t xml:space="preserve">stable security definer</w:t>
+            </w:r>
+            <w:r>
+              <w:rPr>
+                <w:rtl w:val="0"/>
+              </w:rPr>
+            </w:r>
+          </w:p>
+          <w:p>
+            <w:pPr>
+              <w:spacing w:after="0" w:lineRule="auto"/>
+              <w:rPr/>
+            </w:pPr>
+            <w:r>
+              <w:rPr>
+                <w:rFonts w:ascii="Consolas" w:cs="Consolas" w:eastAsia="Consolas" w:hAnsi="Consolas"/>
+                <w:sz w:val="18"/>
+                <w:szCs w:val="18"/>
+                <w:rtl w:val="0"/>
+              </w:rPr>
+              <w:t xml:space="preserve">set search_path to 'public'</w:t>
+            </w:r>
+            <w:r>
+              <w:rPr>
+                <w:rtl w:val="0"/>
+              </w:rPr>
+            </w:r>
+          </w:p>
+          <w:p>
+            <w:pPr>
+              <w:spacing w:after="0" w:lineRule="auto"/>
+              <w:rPr/>
+            </w:pPr>
+            <w:r>
+              <w:rPr>
+                <w:rFonts w:ascii="Consolas" w:cs="Consolas" w:eastAsia="Consolas" w:hAnsi="Consolas"/>
+                <w:sz w:val="18"/>
+                <w:szCs w:val="18"/>
+                <w:rtl w:val="0"/>
+              </w:rPr>
+              <w:t xml:space="preserve">as $$</w:t>
+            </w:r>
+            <w:r>
+              <w:rPr>
+                <w:rtl w:val="0"/>
+              </w:rPr>
+            </w:r>
+          </w:p>
+          <w:p>
+            <w:pPr>
+              <w:spacing w:after="0" w:lineRule="auto"/>
+              <w:rPr/>
+            </w:pPr>
+            <w:r>
+              <w:rPr>
+                <w:rFonts w:ascii="Consolas" w:cs="Consolas" w:eastAsia="Consolas" w:hAnsi="Consolas"/>
+                <w:sz w:val="18"/>
+                <w:szCs w:val="18"/>
+                <w:rtl w:val="0"/>
+              </w:rPr>
+              <w:t xml:space="preserve">  select * from public.timetable_tokens where token = p_token;</w:t>
+            </w:r>
+            <w:r>
+              <w:rPr>
+                <w:rtl w:val="0"/>
+              </w:rPr>
+            </w:r>
+          </w:p>
+          <w:p>
+            <w:pPr>
+              <w:spacing w:after="0" w:lineRule="auto"/>
+              <w:rPr/>
+            </w:pPr>
+            <w:r>
+              <w:rPr>
+                <w:rFonts w:ascii="Consolas" w:cs="Consolas" w:eastAsia="Consolas" w:hAnsi="Consolas"/>
+                <w:sz w:val="18"/>
+                <w:szCs w:val="18"/>
+                <w:rtl w:val="0"/>
+              </w:rPr>
+              <w:t xml:space="preserve">$$;</w:t>
+            </w:r>
+            <w:r>
+              <w:rPr>
+                <w:rtl w:val="0"/>
+              </w:rPr>
+            </w:r>
+          </w:p>
+          <w:p>
+            <w:pPr>
+              <w:spacing w:after="0" w:lineRule="auto"/>
+              <w:rPr/>
+            </w:pPr>
+            <w:r>
+              <w:rPr>
+                <w:rFonts w:ascii="Consolas" w:cs="Consolas" w:eastAsia="Consolas" w:hAnsi="Consolas"/>
+                <w:sz w:val="18"/>
+                <w:szCs w:val="18"/>
+                <w:rtl w:val="0"/>
+              </w:rPr>
+              <w:t xml:space="preserve"/>
+            </w:r>
+            <w:r>
+              <w:rPr>
+                <w:rtl w:val="0"/>
+              </w:rPr>
+            </w:r>
+          </w:p>
+          <w:p>
+            <w:pPr>
+              <w:spacing w:after="0" w:lineRule="auto"/>
+              <w:rPr/>
+            </w:pPr>
+            <w:r>
+              <w:rPr>
+                <w:rFonts w:ascii="Consolas" w:cs="Consolas" w:eastAsia="Consolas" w:hAnsi="Consolas"/>
+                <w:sz w:val="18"/>
+                <w:szCs w:val="18"/>
+                <w:rtl w:val="0"/>
+              </w:rPr>
+              <w:t xml:space="preserve">create or replace function public.published_by_token(p_token text)</w:t>
+            </w:r>
+            <w:r>
+              <w:rPr>
+                <w:rtl w:val="0"/>
+              </w:rPr>
+            </w:r>
+          </w:p>
+          <w:p>
+            <w:pPr>
+              <w:spacing w:after="0" w:lineRule="auto"/>
+              <w:rPr/>
+            </w:pPr>
+            <w:r>
+              <w:rPr>
+                <w:rFonts w:ascii="Consolas" w:cs="Consolas" w:eastAsia="Consolas" w:hAnsi="Consolas"/>
+                <w:sz w:val="18"/>
+                <w:szCs w:val="18"/>
+                <w:rtl w:val="0"/>
+              </w:rPr>
+              <w:t xml:space="preserve">returns setof public.timetable_published</w:t>
+            </w:r>
+            <w:r>
+              <w:rPr>
+                <w:rtl w:val="0"/>
+              </w:rPr>
+            </w:r>
+          </w:p>
+          <w:p>
+            <w:pPr>
+              <w:spacing w:after="0" w:lineRule="auto"/>
+              <w:rPr/>
+            </w:pPr>
+            <w:r>
+              <w:rPr>
+                <w:rFonts w:ascii="Consolas" w:cs="Consolas" w:eastAsia="Consolas" w:hAnsi="Consolas"/>
+                <w:sz w:val="18"/>
+                <w:szCs w:val="18"/>
+                <w:rtl w:val="0"/>
+              </w:rPr>
+              <w:t xml:space="preserve">language sql</w:t>
+            </w:r>
+            <w:r>
+              <w:rPr>
+                <w:rtl w:val="0"/>
+              </w:rPr>
+            </w:r>
+          </w:p>
+          <w:p>
+            <w:pPr>
+              <w:spacing w:after="0" w:lineRule="auto"/>
+              <w:rPr/>
+            </w:pPr>
+            <w:r>
+              <w:rPr>
+                <w:rFonts w:ascii="Consolas" w:cs="Consolas" w:eastAsia="Consolas" w:hAnsi="Consolas"/>
+                <w:sz w:val="18"/>
+                <w:szCs w:val="18"/>
+                <w:rtl w:val="0"/>
+              </w:rPr>
+              <w:t xml:space="preserve">stable security definer</w:t>
+            </w:r>
+            <w:r>
+              <w:rPr>
+                <w:rtl w:val="0"/>
+              </w:rPr>
+            </w:r>
+          </w:p>
+          <w:p>
+            <w:pPr>
+              <w:spacing w:after="0" w:lineRule="auto"/>
+              <w:rPr/>
+            </w:pPr>
+            <w:r>
+              <w:rPr>
+                <w:rFonts w:ascii="Consolas" w:cs="Consolas" w:eastAsia="Consolas" w:hAnsi="Consolas"/>
+                <w:sz w:val="18"/>
+                <w:szCs w:val="18"/>
+                <w:rtl w:val="0"/>
+              </w:rPr>
+              <w:t xml:space="preserve">set search_path to 'public'</w:t>
+            </w:r>
+            <w:r>
+              <w:rPr>
+                <w:rtl w:val="0"/>
+              </w:rPr>
+            </w:r>
+          </w:p>
+          <w:p>
+            <w:pPr>
+              <w:spacing w:after="0" w:lineRule="auto"/>
+              <w:rPr/>
+            </w:pPr>
+            <w:r>
+              <w:rPr>
+                <w:rFonts w:ascii="Consolas" w:cs="Consolas" w:eastAsia="Consolas" w:hAnsi="Consolas"/>
+                <w:sz w:val="18"/>
+                <w:szCs w:val="18"/>
+                <w:rtl w:val="0"/>
+              </w:rPr>
+              <w:t xml:space="preserve">as $$</w:t>
+            </w:r>
+            <w:r>
+              <w:rPr>
+                <w:rtl w:val="0"/>
+              </w:rPr>
+            </w:r>
+          </w:p>
+          <w:p>
+            <w:pPr>
+              <w:spacing w:after="0" w:lineRule="auto"/>
+              <w:rPr/>
+            </w:pPr>
+            <w:r>
+              <w:rPr>
+                <w:rFonts w:ascii="Consolas" w:cs="Consolas" w:eastAsia="Consolas" w:hAnsi="Consolas"/>
+                <w:sz w:val="18"/>
+                <w:szCs w:val="18"/>
+                <w:rtl w:val="0"/>
+              </w:rPr>
+              <w:t xml:space="preserve">  select p.*</w:t>
+            </w:r>
+            <w:r>
+              <w:rPr>
+                <w:rtl w:val="0"/>
+              </w:rPr>
+            </w:r>
+          </w:p>
+          <w:p>
+            <w:pPr>
+              <w:spacing w:after="0" w:lineRule="auto"/>
+              <w:rPr/>
+            </w:pPr>
+            <w:r>
+              <w:rPr>
+                <w:rFonts w:ascii="Consolas" w:cs="Consolas" w:eastAsia="Consolas" w:hAnsi="Consolas"/>
+                <w:sz w:val="18"/>
+                <w:szCs w:val="18"/>
+                <w:rtl w:val="0"/>
+              </w:rPr>
+              <w:t xml:space="preserve">  from public.timetable_published p</w:t>
+            </w:r>
+            <w:r>
+              <w:rPr>
+                <w:rtl w:val="0"/>
+              </w:rPr>
+            </w:r>
+          </w:p>
+          <w:p>
+            <w:pPr>
+              <w:spacing w:after="0" w:lineRule="auto"/>
+              <w:rPr/>
+            </w:pPr>
+            <w:r>
+              <w:rPr>
+                <w:rFonts w:ascii="Consolas" w:cs="Consolas" w:eastAsia="Consolas" w:hAnsi="Consolas"/>
+                <w:sz w:val="18"/>
+                <w:szCs w:val="18"/>
+                <w:rtl w:val="0"/>
+              </w:rPr>
+              <w:t xml:space="preserve">  where p.id = 'main'</w:t>
+            </w:r>
+            <w:r>
+              <w:rPr>
+                <w:rtl w:val="0"/>
+              </w:rPr>
+            </w:r>
+          </w:p>
+          <w:p>
+            <w:pPr>
+              <w:spacing w:after="0" w:lineRule="auto"/>
+              <w:rPr/>
+            </w:pPr>
+            <w:r>
+              <w:rPr>
+                <w:rFonts w:ascii="Consolas" w:cs="Consolas" w:eastAsia="Consolas" w:hAnsi="Consolas"/>
+                <w:sz w:val="18"/>
+                <w:szCs w:val="18"/>
+                <w:rtl w:val="0"/>
+              </w:rPr>
+              <w:t xml:space="preserve">    and exists (select 1 from public.timetable_tokens t where t.token = p_token);</w:t>
+            </w:r>
+            <w:r>
+              <w:rPr>
+                <w:rtl w:val="0"/>
+              </w:rPr>
+            </w:r>
+          </w:p>
+          <w:p>
+            <w:pPr>
+              <w:spacing w:after="0" w:lineRule="auto"/>
+              <w:rPr/>
+            </w:pPr>
+            <w:r>
+              <w:rPr>
+                <w:rFonts w:ascii="Consolas" w:cs="Consolas" w:eastAsia="Consolas" w:hAnsi="Consolas"/>
+                <w:sz w:val="18"/>
+                <w:szCs w:val="18"/>
+                <w:rtl w:val="0"/>
+              </w:rPr>
+              <w:t xml:space="preserve">$$;</w:t>
+            </w:r>
+            <w:r>
+              <w:rPr>
+                <w:rtl w:val="0"/>
+              </w:rPr>
+            </w:r>
+          </w:p>
+        </w:tc>
+      </w:tr>
+    </w:tbl>
+    <w:p>
+      <w:pPr>
+        <w:spacing w:after="200" w:lineRule="auto"/>
+        <w:rPr/>
+      </w:pPr>
+      <w:r>
+        <w:rPr>
+          <w:rtl w:val="0"/>
+        </w:rPr>
+      </w:r>
+    </w:p>
+    <w:p>
+      <w:pPr>
+        <w:spacing w:after="160" w:lineRule="auto"/>
+        <w:rPr/>
+      </w:pPr>
+      <w:r>
+        <w:rPr>
+          <w:rFonts w:ascii="Arial Unicode MS" w:cs="Arial Unicode MS" w:eastAsia="Arial Unicode MS" w:hAnsi="Arial Unicode MS"/>
+          <w:rtl w:val="0"/>
+        </w:rPr>
+        <w:t xml:space="preserve">閲覧URL（?t=…）を開いた生徒・保護者・教員は、テーブルを直接読まず、この2つの関数を通して読みます。token_lookup は渡されたトークンと完全に一致する1件だけを、published_by_token はトークンが登録されているときだけ公開済みの時間割を返します。どちらもテーブルのアクセス制御（3-5）を越えて必要な分だけ読むため、security definer で作り、search_path を public に固定しています。アプリ（v8_7_35以降）は、この2つの関数が無いと閲覧URLに時間割を表示できません。</w:t>
       </w:r>
     </w:p>
     <w:p>
@@ -4011,7 +4524,7 @@
                 <w:szCs w:val="18"/>
                 <w:rtl w:val="0"/>
               </w:rPr>
-              <w:t xml:space="preserve">published_read_all</w:t>
+              <w:t xml:space="preserve">published_read_admin</w:t>
             </w:r>
             <w:r>
               <w:rPr>
@@ -4123,7 +4636,7 @@
                 <w:szCs w:val="18"/>
                 <w:rtl w:val="0"/>
               </w:rPr>
-              <w:t xml:space="preserve">無条件（誰でも閲覧可）</w:t>
+              <w:t xml:space="preserve">is_admin()</w:t>
             </w:r>
             <w:r>
               <w:rPr>
@@ -4697,198 +5210,6 @@
                 <w:rtl w:val="0"/>
               </w:rPr>
               <w:t xml:space="preserve">is_admin()</w:t>
-            </w:r>
-            <w:r>
-              <w:rPr>
-                <w:rtl w:val="0"/>
-              </w:rPr>
-            </w:r>
-          </w:p>
-        </w:tc>
-      </w:tr>
-      <w:tr>
-        <w:trPr>
-          <w:cantSplit w:val="0"/>
-          <w:tblHeader w:val="0"/>
-        </w:trPr>
-        <w:tc>
-          <w:tcPr>
-            <w:tcBorders>
-              <w:top w:color="cccccc" w:space="0" w:sz="4" w:val="single"/>
-              <w:left w:color="cccccc" w:space="0" w:sz="4" w:val="single"/>
-              <w:bottom w:color="cccccc" w:space="0" w:sz="4" w:val="single"/>
-              <w:right w:color="cccccc" w:space="0" w:sz="4" w:val="single"/>
-            </w:tcBorders>
-            <w:tcMar>
-              <w:top w:w="80.0" w:type="dxa"/>
-              <w:left w:w="120.0" w:type="dxa"/>
-              <w:bottom w:w="80.0" w:type="dxa"/>
-              <w:right w:w="120.0" w:type="dxa"/>
-            </w:tcMar>
-            <w:vAlign w:val="center"/>
-          </w:tcPr>
-          <w:p>
-            <w:pPr>
-              <w:rPr/>
-            </w:pPr>
-            <w:r>
-              <w:rPr>
-                <w:b w:val="0"/>
-                <w:bCs w:val="0"/>
-                <w:sz w:val="18"/>
-                <w:szCs w:val="18"/>
-                <w:rtl w:val="0"/>
-              </w:rPr>
-              <w:t xml:space="preserve">timetable_tokens</w:t>
-            </w:r>
-            <w:r>
-              <w:rPr>
-                <w:rtl w:val="0"/>
-              </w:rPr>
-            </w:r>
-          </w:p>
-        </w:tc>
-        <w:tc>
-          <w:tcPr>
-            <w:tcBorders>
-              <w:top w:color="cccccc" w:space="0" w:sz="4" w:val="single"/>
-              <w:left w:color="cccccc" w:space="0" w:sz="4" w:val="single"/>
-              <w:bottom w:color="cccccc" w:space="0" w:sz="4" w:val="single"/>
-              <w:right w:color="cccccc" w:space="0" w:sz="4" w:val="single"/>
-            </w:tcBorders>
-            <w:tcMar>
-              <w:top w:w="80.0" w:type="dxa"/>
-              <w:left w:w="120.0" w:type="dxa"/>
-              <w:bottom w:w="80.0" w:type="dxa"/>
-              <w:right w:w="120.0" w:type="dxa"/>
-            </w:tcMar>
-            <w:vAlign w:val="center"/>
-          </w:tcPr>
-          <w:p>
-            <w:pPr>
-              <w:rPr/>
-            </w:pPr>
-            <w:r>
-              <w:rPr>
-                <w:b w:val="0"/>
-                <w:bCs w:val="0"/>
-                <w:sz w:val="18"/>
-                <w:szCs w:val="18"/>
-                <w:rtl w:val="0"/>
-              </w:rPr>
-              <w:t xml:space="preserve">tokens_read_for_lookup</w:t>
-            </w:r>
-            <w:r>
-              <w:rPr>
-                <w:rtl w:val="0"/>
-              </w:rPr>
-            </w:r>
-          </w:p>
-        </w:tc>
-        <w:tc>
-          <w:tcPr>
-            <w:tcBorders>
-              <w:top w:color="cccccc" w:space="0" w:sz="4" w:val="single"/>
-              <w:left w:color="cccccc" w:space="0" w:sz="4" w:val="single"/>
-              <w:bottom w:color="cccccc" w:space="0" w:sz="4" w:val="single"/>
-              <w:right w:color="cccccc" w:space="0" w:sz="4" w:val="single"/>
-            </w:tcBorders>
-            <w:tcMar>
-              <w:top w:w="80.0" w:type="dxa"/>
-              <w:left w:w="120.0" w:type="dxa"/>
-              <w:bottom w:w="80.0" w:type="dxa"/>
-              <w:right w:w="120.0" w:type="dxa"/>
-            </w:tcMar>
-            <w:vAlign w:val="center"/>
-          </w:tcPr>
-          <w:p>
-            <w:pPr>
-              <w:rPr/>
-            </w:pPr>
-            <w:r>
-              <w:rPr>
-                <w:b w:val="0"/>
-                <w:bCs w:val="0"/>
-                <w:sz w:val="18"/>
-                <w:szCs w:val="18"/>
-                <w:rtl w:val="0"/>
-              </w:rPr>
-              <w:t xml:space="preserve">SELECT</w:t>
-            </w:r>
-            <w:r>
-              <w:rPr>
-                <w:rtl w:val="0"/>
-              </w:rPr>
-            </w:r>
-          </w:p>
-        </w:tc>
-        <w:tc>
-          <w:tcPr>
-            <w:tcBorders>
-              <w:top w:color="cccccc" w:space="0" w:sz="4" w:val="single"/>
-              <w:left w:color="cccccc" w:space="0" w:sz="4" w:val="single"/>
-              <w:bottom w:color="cccccc" w:space="0" w:sz="4" w:val="single"/>
-              <w:right w:color="cccccc" w:space="0" w:sz="4" w:val="single"/>
-            </w:tcBorders>
-            <w:tcMar>
-              <w:top w:w="80.0" w:type="dxa"/>
-              <w:left w:w="120.0" w:type="dxa"/>
-              <w:bottom w:w="80.0" w:type="dxa"/>
-              <w:right w:w="120.0" w:type="dxa"/>
-            </w:tcMar>
-            <w:vAlign w:val="center"/>
-          </w:tcPr>
-          <w:p>
-            <w:pPr>
-              <w:rPr/>
-            </w:pPr>
-            <w:r>
-              <w:rPr>
-                <w:b w:val="0"/>
-                <w:bCs w:val="0"/>
-                <w:sz w:val="18"/>
-                <w:szCs w:val="18"/>
-                <w:rtl w:val="0"/>
-              </w:rPr>
-              <w:t xml:space="preserve">anon</w:t>
-            </w:r>
-            <w:r>
-              <w:rPr>
-                <w:rtl w:val="0"/>
-              </w:rPr>
-            </w:r>
-          </w:p>
-        </w:tc>
-        <w:tc>
-          <w:tcPr>
-            <w:tcBorders>
-              <w:top w:color="cccccc" w:space="0" w:sz="4" w:val="single"/>
-              <w:left w:color="cccccc" w:space="0" w:sz="4" w:val="single"/>
-              <w:bottom w:color="cccccc" w:space="0" w:sz="4" w:val="single"/>
-              <w:right w:color="cccccc" w:space="0" w:sz="4" w:val="single"/>
-            </w:tcBorders>
-            <w:tcMar>
-              <w:top w:w="80.0" w:type="dxa"/>
-              <w:left w:w="120.0" w:type="dxa"/>
-              <w:bottom w:w="80.0" w:type="dxa"/>
-              <w:right w:w="120.0" w:type="dxa"/>
-            </w:tcMar>
-            <w:vAlign w:val="center"/>
-          </w:tcPr>
-          <w:p>
-            <w:pPr>
-              <w:rPr/>
-            </w:pPr>
-            <w:r>
-              <w:rPr>
-                <w:rFonts w:ascii="Arial Unicode MS" w:cs="Arial Unicode MS" w:eastAsia="Arial Unicode MS" w:hAnsi="Arial Unicode MS"/>
-                <w:b w:val="0"/>
-                <w:bCs w:val="0"/>
-                <w:sz w:val="18"/>
-                <w:szCs w:val="18"/>
-                <w:rtl w:val="0"/>
-              </w:rPr>
-              <w:t xml:space="preserve">無条件（using (true)）</w:t>
             </w:r>
             <w:r>
               <w:rPr>
@@ -4985,7 +5306,146 @@
                 <w:rFonts w:ascii="Arial Unicode MS" w:cs="Arial Unicode MS" w:eastAsia="Arial Unicode MS" w:hAnsi="Arial Unicode MS"/>
                 <w:rtl w:val="0"/>
               </w:rPr>
-              <w:t xml:space="preserve">timetable_published はSELECTを無条件で誰でも許可しています（生徒・保護者・教員が公開済み時間割を見られるようにするための仕様）。timetable_tokens もSELECTを無条件（anonロールでも）で許可しており、誰でも全トークン行を読める状態です。これは、トークン文字列自体が推測困難なランダム値であることを前提にした設計であり、不具合ではありません。トークンの発行・生成は必ず十分な長さ・ランダム性を持たせてください。</w:t>
+              <w:t xml:space="preserve">timetable_published と timetable_tokens は、管理者以外は直接読めません（v8_7_35で、以前の「誰でも閲覧可」の設定を廃止しました）。生徒・保護者・教員が閲覧URLで時間割を見るときは、3-4の関数 token_lookup・published_by_token を通して、トークンが一致したときだけ必要なデータを受け取ります。以前の版の手順書で published_read_all（SELECT・無条件）や tokens_read_for_lookup（anon・無条件）を作った学校は、下のSQLでこの2つを削除し、published_read_admin を作成してください（3-4の閲覧URL用の関数を先に作成しておくこと）。</w:t>
+            </w:r>
+          </w:p>
+        </w:tc>
+      </w:tr>
+    </w:tbl>
+    <w:p>
+      <w:pPr>
+        <w:spacing w:after="200" w:lineRule="auto"/>
+        <w:rPr/>
+      </w:pPr>
+      <w:r>
+        <w:rPr>
+          <w:rtl w:val="0"/>
+        </w:rPr>
+      </w:r>
+    </w:p>
+    <w:tbl>
+      <w:tblPr>
+        <w:tblStyle w:val="Table10"/>
+        <w:tblW w:w="9360.0" w:type="dxa"/>
+        <w:jc w:val="left"/>
+        <w:tblBorders>
+          <w:top w:color="000000" w:space="0" w:sz="4" w:val="single"/>
+          <w:left w:color="000000" w:space="0" w:sz="4" w:val="single"/>
+          <w:bottom w:color="000000" w:space="0" w:sz="4" w:val="single"/>
+          <w:right w:color="000000" w:space="0" w:sz="4" w:val="single"/>
+          <w:insideH w:color="000000" w:space="0" w:sz="4" w:val="single"/>
+          <w:insideV w:color="000000" w:space="0" w:sz="4" w:val="single"/>
+        </w:tblBorders>
+        <w:tblLayout w:type="fixed"/>
+        <w:tblLook w:val="0000"/>
+      </w:tblPr>
+      <w:tblGrid>
+        <w:gridCol w:w="9360"/>
+        <w:tblGridChange w:id="0">
+          <w:tblGrid>
+            <w:gridCol w:w="9360"/>
+          </w:tblGrid>
+        </w:tblGridChange>
+      </w:tblGrid>
+      <w:tr>
+        <w:trPr>
+          <w:cantSplit w:val="1"/>
+          <w:tblHeader w:val="0"/>
+        </w:trPr>
+        <w:tc>
+          <w:tcPr>
+            <w:tcBorders>
+              <w:top w:color="d9d9d9" w:space="0" w:sz="4" w:val="single"/>
+              <w:left w:color="d9d9d9" w:space="0" w:sz="4" w:val="single"/>
+              <w:bottom w:color="d9d9d9" w:space="0" w:sz="4" w:val="single"/>
+              <w:right w:color="d9d9d9" w:space="0" w:sz="4" w:val="single"/>
+            </w:tcBorders>
+            <w:shd w:fill="f5f5f5" w:val="clear"/>
+            <w:tcMar>
+              <w:top w:w="120.0" w:type="dxa"/>
+              <w:left w:w="160.0" w:type="dxa"/>
+              <w:bottom w:w="120.0" w:type="dxa"/>
+              <w:right w:w="160.0" w:type="dxa"/>
+            </w:tcMar>
+          </w:tcPr>
+          <w:p>
+            <w:pPr>
+              <w:spacing w:after="0" w:lineRule="auto"/>
+              <w:rPr/>
+            </w:pPr>
+            <w:r>
+              <w:rPr>
+                <w:rFonts w:ascii="Consolas" w:cs="Consolas" w:eastAsia="Consolas" w:hAnsi="Consolas"/>
+                <w:sz w:val="18"/>
+                <w:szCs w:val="18"/>
+                <w:rtl w:val="0"/>
+              </w:rPr>
+              <w:t xml:space="preserve">drop policy if exists published_read_all on public.timetable_published;</w:t>
+            </w:r>
+            <w:r>
+              <w:rPr>
+                <w:rtl w:val="0"/>
+              </w:rPr>
+            </w:r>
+          </w:p>
+          <w:p>
+            <w:pPr>
+              <w:spacing w:after="0" w:lineRule="auto"/>
+              <w:rPr/>
+            </w:pPr>
+            <w:r>
+              <w:rPr>
+                <w:rFonts w:ascii="Consolas" w:cs="Consolas" w:eastAsia="Consolas" w:hAnsi="Consolas"/>
+                <w:sz w:val="18"/>
+                <w:szCs w:val="18"/>
+                <w:rtl w:val="0"/>
+              </w:rPr>
+              <w:t xml:space="preserve">drop policy if exists tokens_read_for_lookup on public.timetable_tokens;</w:t>
+            </w:r>
+            <w:r>
+              <w:rPr>
+                <w:rtl w:val="0"/>
+              </w:rPr>
+            </w:r>
+          </w:p>
+          <w:p>
+            <w:pPr>
+              <w:spacing w:after="0" w:lineRule="auto"/>
+              <w:rPr/>
+            </w:pPr>
+            <w:r>
+              <w:rPr>
+                <w:rFonts w:ascii="Consolas" w:cs="Consolas" w:eastAsia="Consolas" w:hAnsi="Consolas"/>
+                <w:sz w:val="18"/>
+                <w:szCs w:val="18"/>
+                <w:rtl w:val="0"/>
+              </w:rPr>
+              <w:t xml:space="preserve">create policy published_read_admin on public.timetable_published</w:t>
+            </w:r>
+            <w:r>
+              <w:rPr>
+                <w:rtl w:val="0"/>
+              </w:rPr>
+            </w:r>
+          </w:p>
+          <w:p>
+            <w:pPr>
+              <w:spacing w:after="0" w:lineRule="auto"/>
+              <w:rPr/>
+            </w:pPr>
+            <w:r>
+              <w:rPr>
+                <w:rFonts w:ascii="Consolas" w:cs="Consolas" w:eastAsia="Consolas" w:hAnsi="Consolas"/>
+                <w:sz w:val="18"/>
+                <w:szCs w:val="18"/>
+                <w:rtl w:val="0"/>
+              </w:rPr>
+              <w:t xml:space="preserve">  for select to public using (is_admin());</w:t>
+            </w:r>
+            <w:r>
+              <w:rPr>
+                <w:rtl w:val="0"/>
+              </w:rPr>
             </w:r>
           </w:p>
         </w:tc>
@@ -10211,7 +10671,7 @@
                 <w:szCs w:val="18"/>
                 <w:rtl w:val="0"/>
               </w:rPr>
-              <w:t xml:space="preserve">確定・公開（timetable_publishedへの反映）が済んでいるか、トークンが有効か確認します。</w:t>
+              <w:t xml:space="preserve">確定・公開（timetable_publishedへの反映）が済んでいるか、トークンが有効か確認します。v8_7_35以降は、3-4の関数 token_lookup・published_by_token が作成されているかも確認します（無いと閲覧URLに何も表示されません）。</w:t>
             </w:r>
             <w:r>
               <w:rPr>
@@ -10557,7 +11017,7 @@
           <w:vertAlign w:val="baseline"/>
           <w:rtl w:val="0"/>
         </w:rPr>
-        <w:t xml:space="preserve"> 本番稼働中バージョン（v8_7_34）のソースで確認済みです。import { SUPABASE_URL, SUPABASE_KEY, SCHOOL_NAME } from "./config.js"; としており、App.jsx内に直書きはありません。SCHOOL_NAME が空の場合は "〇〇中学校" にフォールバック表示される仕様なので、テンプレートのconfig.js雛形では空欄のままでよい。</w:t>
+        <w:t xml:space="preserve"> 本番稼働中バージョン（v8_7_39）のソースで確認済みです（2026年10月12日）。import { SUPABASE_URL, SUPABASE_KEY, SCHOOL_NAME } from "./config.js"; としており、App.jsx内に直書きはありません。SCHOOL_NAME が空の場合は "〇〇中学校" にフォールバック表示される仕様なので、テンプレートのconfig.js雛形では空欄のままでよい。</w:t>
       </w:r>
     </w:p>
     <w:p>
@@ -10699,7 +11159,7 @@
           <w:szCs w:val="18"/>
           <w:rtl w:val="0"/>
         </w:rPr>
-        <w:t xml:space="preserve">庄川中学校 時間割アプリ ／ 正式版移行手順書</w:t>
+        <w:t xml:space="preserve">〇〇中学校 時間割アプリ ／ 正式版移行手順書</w:t>
       </w:r>
       <w:r>
         <w:rPr>

--- a/docs/正式版移行手順書.docx
+++ b/docs/正式版移行手順書.docx
@@ -11159,7 +11159,7 @@
           <w:szCs w:val="18"/>
           <w:rtl w:val="0"/>
         </w:rPr>
-        <w:t xml:space="preserve">〇〇中学校 時間割アプリ ／ 正式版移行手順書</w:t>
+        <w:t xml:space="preserve">時間割アプリ ／ 正式版移行手順書</w:t>
       </w:r>
       <w:r>
         <w:rPr>

--- a/docs/正式版移行手順書.docx
+++ b/docs/正式版移行手順書.docx
@@ -9745,7 +9745,7 @@
           <w:vertAlign w:val="baseline"/>
           <w:rtl w:val="0"/>
         </w:rPr>
-        <w:t xml:space="preserve"> ヘッダー「バックアップ関連」→「バックアップを保存」→ラベル入力（省略可）→保存。</w:t>
+        <w:t xml:space="preserve"> ヘッダー「バックアップ」→「バックアップを保存」→ラベル入力（省略可）→保存。</w:t>
       </w:r>
     </w:p>
     <w:p>
@@ -9758,7 +9758,7 @@
           <w:rFonts w:ascii="Arial Unicode MS" w:cs="Arial Unicode MS" w:eastAsia="Arial Unicode MS" w:hAnsi="Arial Unicode MS"/>
           <w:rtl w:val="0"/>
         </w:rPr>
-        <w:t xml:space="preserve">「バックアップ関連」メニューには他に、「バックアップから復元」（世代を選んで戻す）、「データ整合性チェック」（先生・クラスリストとゴーストIDを表示・修復）、「変更データのみクリア」（基本時間割は残す）、「初期データにリセット」があります。</w:t>
+        <w:t xml:space="preserve">「バックアップ」メニューには他に、「バックアップから復元」（世代を選んで戻す）、「データ整合性チェック」（先生・クラスリストとゴーストIDを表示・修復）、「変更データのみクリア」（基本時間割は残す）、「初期データにリセット」があります。</w:t>
       </w:r>
     </w:p>
     <w:p>
